--- a/Biblioteca/docs/planoDeTeste.docx
+++ b/Biblioteca/docs/planoDeTeste.docx
@@ -23,12 +23,6 @@
         <w:gridCol w:w="9638"/>
       </w:tblGrid>
       <w:tr>
-        <w:tblPrEx>
-          <w:tblCellMar>
-            <w:top w:w="0" w:type="dxa"/>
-            <w:bottom w:w="0" w:type="dxa"/>
-          </w:tblCellMar>
-        </w:tblPrEx>
         <w:tc>
           <w:tcPr>
             <w:tcW w:w="9638" w:type="dxa"/>
@@ -203,12 +197,6 @@
         <w:gridCol w:w="6939"/>
       </w:tblGrid>
       <w:tr>
-        <w:tblPrEx>
-          <w:tblCellMar>
-            <w:top w:w="0" w:type="dxa"/>
-            <w:bottom w:w="0" w:type="dxa"/>
-          </w:tblCellMar>
-        </w:tblPrEx>
         <w:tc>
           <w:tcPr>
             <w:tcW w:w="2699" w:type="dxa"/>
@@ -267,12 +255,6 @@
         </w:tc>
       </w:tr>
       <w:tr>
-        <w:tblPrEx>
-          <w:tblCellMar>
-            <w:top w:w="0" w:type="dxa"/>
-            <w:bottom w:w="0" w:type="dxa"/>
-          </w:tblCellMar>
-        </w:tblPrEx>
         <w:tc>
           <w:tcPr>
             <w:tcW w:w="2699" w:type="dxa"/>
@@ -320,26 +302,13 @@
             <w:vAlign w:val="center"/>
           </w:tcPr>
           <w:p>
-            <w:hyperlink r:id="rId5" w:history="1">
-              <w:r>
-                <w:rPr>
-                  <w:rStyle w:val="Hyperlink"/>
-                  <w:sz w:val="20"/>
-                  <w:szCs w:val="20"/>
-                </w:rPr>
-                <w:t>https://github.com/[usuario]/biblioteca</w:t>
-              </w:r>
-            </w:hyperlink>
+            <w:r>
+              <w:t>https://github.com/gabrielvianaa/SistemaBiblioteca-</w:t>
+            </w:r>
           </w:p>
         </w:tc>
       </w:tr>
       <w:tr>
-        <w:tblPrEx>
-          <w:tblCellMar>
-            <w:top w:w="0" w:type="dxa"/>
-            <w:bottom w:w="0" w:type="dxa"/>
-          </w:tblCellMar>
-        </w:tblPrEx>
         <w:tc>
           <w:tcPr>
             <w:tcW w:w="2699" w:type="dxa"/>
@@ -492,13 +461,9 @@
       <w:r>
         <w:t xml:space="preserve"> das </w:t>
       </w:r>
-      <w:proofErr w:type="spellStart"/>
-      <w:proofErr w:type="gramStart"/>
       <w:r>
-        <w:t>historias</w:t>
+        <w:t>histórias</w:t>
       </w:r>
-      <w:proofErr w:type="spellEnd"/>
-      <w:proofErr w:type="gramEnd"/>
       <w:r>
         <w:t xml:space="preserve"> de </w:t>
       </w:r>
@@ -553,12 +518,6 @@
         <w:gridCol w:w="2355"/>
       </w:tblGrid>
       <w:tr>
-        <w:tblPrEx>
-          <w:tblCellMar>
-            <w:top w:w="0" w:type="dxa"/>
-            <w:bottom w:w="0" w:type="dxa"/>
-          </w:tblCellMar>
-        </w:tblPrEx>
         <w:trPr>
           <w:tblHeader/>
         </w:trPr>
@@ -702,12 +661,6 @@
         </w:tc>
       </w:tr>
       <w:tr>
-        <w:tblPrEx>
-          <w:tblCellMar>
-            <w:top w:w="0" w:type="dxa"/>
-            <w:bottom w:w="0" w:type="dxa"/>
-          </w:tblCellMar>
-        </w:tblPrEx>
         <w:tc>
           <w:tcPr>
             <w:tcW w:w="1735" w:type="dxa"/>
@@ -825,39 +778,12 @@
                 <w:sz w:val="20"/>
                 <w:szCs w:val="20"/>
               </w:rPr>
-              <w:t>Validações</w:t>
-            </w:r>
-            <w:r>
-              <w:rPr>
-                <w:sz w:val="20"/>
-                <w:szCs w:val="20"/>
-              </w:rPr>
-              <w:t xml:space="preserve"> de ISBN, </w:t>
-            </w:r>
-            <w:r>
-              <w:rPr>
-                <w:sz w:val="20"/>
-                <w:szCs w:val="20"/>
-              </w:rPr>
-              <w:t>título</w:t>
-            </w:r>
-            <w:r>
-              <w:rPr>
-                <w:sz w:val="20"/>
-                <w:szCs w:val="20"/>
-              </w:rPr>
-              <w:t>, autor, ano; disponibilidade</w:t>
+              <w:t>Validações de ISBN, título, autor, ano; disponibilidade</w:t>
             </w:r>
           </w:p>
         </w:tc>
       </w:tr>
       <w:tr>
-        <w:tblPrEx>
-          <w:tblCellMar>
-            <w:top w:w="0" w:type="dxa"/>
-            <w:bottom w:w="0" w:type="dxa"/>
-          </w:tblCellMar>
-        </w:tblPrEx>
         <w:tc>
           <w:tcPr>
             <w:tcW w:w="1735" w:type="dxa"/>
@@ -975,53 +901,12 @@
                 <w:sz w:val="20"/>
                 <w:szCs w:val="20"/>
               </w:rPr>
-              <w:t>Construção</w:t>
-            </w:r>
-            <w:r>
-              <w:rPr>
-                <w:sz w:val="20"/>
-                <w:szCs w:val="20"/>
-              </w:rPr>
-              <w:t xml:space="preserve">, </w:t>
-            </w:r>
-            <w:r>
-              <w:rPr>
-                <w:sz w:val="20"/>
-                <w:szCs w:val="20"/>
-              </w:rPr>
-              <w:t>devolução</w:t>
-            </w:r>
-            <w:r>
-              <w:rPr>
-                <w:sz w:val="20"/>
-                <w:szCs w:val="20"/>
-              </w:rPr>
-              <w:t xml:space="preserve">, </w:t>
-            </w:r>
-            <w:r>
-              <w:rPr>
-                <w:sz w:val="20"/>
-                <w:szCs w:val="20"/>
-              </w:rPr>
-              <w:t>cálculo</w:t>
-            </w:r>
-            <w:r>
-              <w:rPr>
-                <w:sz w:val="20"/>
-                <w:szCs w:val="20"/>
-              </w:rPr>
-              <w:t xml:space="preserve"> de atraso (prazo 14 dias)</w:t>
+              <w:t>Construção, devolução, cálculo de atraso (prazo 14 dias)</w:t>
             </w:r>
           </w:p>
         </w:tc>
       </w:tr>
       <w:tr>
-        <w:tblPrEx>
-          <w:tblCellMar>
-            <w:top w:w="0" w:type="dxa"/>
-            <w:bottom w:w="0" w:type="dxa"/>
-          </w:tblCellMar>
-        </w:tblPrEx>
         <w:tc>
           <w:tcPr>
             <w:tcW w:w="1735" w:type="dxa"/>
@@ -1141,60 +1026,12 @@
                 <w:sz w:val="20"/>
                 <w:szCs w:val="20"/>
               </w:rPr>
-              <w:t>Empréstimo</w:t>
-            </w:r>
-            <w:r>
-              <w:rPr>
-                <w:sz w:val="20"/>
-                <w:szCs w:val="20"/>
-              </w:rPr>
-              <w:t xml:space="preserve">, </w:t>
-            </w:r>
-            <w:r>
-              <w:rPr>
-                <w:sz w:val="20"/>
-                <w:szCs w:val="20"/>
-              </w:rPr>
-              <w:t>devolução</w:t>
-            </w:r>
-            <w:r>
-              <w:rPr>
-                <w:sz w:val="20"/>
-                <w:szCs w:val="20"/>
-              </w:rPr>
-              <w:t xml:space="preserve">, atraso e </w:t>
-            </w:r>
-            <w:r>
-              <w:rPr>
-                <w:sz w:val="20"/>
-                <w:szCs w:val="20"/>
-              </w:rPr>
-              <w:t>histórico</w:t>
-            </w:r>
-            <w:r>
-              <w:rPr>
-                <w:sz w:val="20"/>
-                <w:szCs w:val="20"/>
-              </w:rPr>
-              <w:t xml:space="preserve"> em </w:t>
-            </w:r>
-            <w:r>
-              <w:rPr>
-                <w:sz w:val="20"/>
-                <w:szCs w:val="20"/>
-              </w:rPr>
-              <w:t>memória</w:t>
+              <w:t>Empréstimo, devolução, atraso e histórico em memória</w:t>
             </w:r>
           </w:p>
         </w:tc>
       </w:tr>
       <w:tr>
-        <w:tblPrEx>
-          <w:tblCellMar>
-            <w:top w:w="0" w:type="dxa"/>
-            <w:bottom w:w="0" w:type="dxa"/>
-          </w:tblCellMar>
-        </w:tblPrEx>
         <w:tc>
           <w:tcPr>
             <w:tcW w:w="1735" w:type="dxa"/>
@@ -1350,12 +1187,6 @@
         </w:tc>
       </w:tr>
       <w:tr>
-        <w:tblPrEx>
-          <w:tblCellMar>
-            <w:top w:w="0" w:type="dxa"/>
-            <w:bottom w:w="0" w:type="dxa"/>
-          </w:tblCellMar>
-        </w:tblPrEx>
         <w:tc>
           <w:tcPr>
             <w:tcW w:w="1735" w:type="dxa"/>
@@ -1506,12 +1337,6 @@
         </w:tc>
       </w:tr>
       <w:tr>
-        <w:tblPrEx>
-          <w:tblCellMar>
-            <w:top w:w="0" w:type="dxa"/>
-            <w:bottom w:w="0" w:type="dxa"/>
-          </w:tblCellMar>
-        </w:tblPrEx>
         <w:tc>
           <w:tcPr>
             <w:tcW w:w="1735" w:type="dxa"/>
@@ -1640,46 +1465,12 @@
                 <w:sz w:val="20"/>
                 <w:szCs w:val="20"/>
               </w:rPr>
-              <w:t>Persistência</w:t>
-            </w:r>
-            <w:r>
-              <w:rPr>
-                <w:sz w:val="20"/>
-                <w:szCs w:val="20"/>
-              </w:rPr>
-              <w:t xml:space="preserve">, atraso, </w:t>
-            </w:r>
-            <w:r>
-              <w:rPr>
-                <w:sz w:val="20"/>
-                <w:szCs w:val="20"/>
-              </w:rPr>
-              <w:t>histórico</w:t>
-            </w:r>
-            <w:r>
-              <w:rPr>
-                <w:sz w:val="20"/>
-                <w:szCs w:val="20"/>
-              </w:rPr>
-              <w:t xml:space="preserve">, </w:t>
-            </w:r>
-            <w:r>
-              <w:rPr>
-                <w:sz w:val="20"/>
-                <w:szCs w:val="20"/>
-              </w:rPr>
-              <w:t>devolução</w:t>
+              <w:t>Persistência, atraso, histórico, devolução</w:t>
             </w:r>
           </w:p>
         </w:tc>
       </w:tr>
       <w:tr>
-        <w:tblPrEx>
-          <w:tblCellMar>
-            <w:top w:w="0" w:type="dxa"/>
-            <w:bottom w:w="0" w:type="dxa"/>
-          </w:tblCellMar>
-        </w:tblPrEx>
         <w:tc>
           <w:tcPr>
             <w:tcW w:w="1735" w:type="dxa"/>
@@ -1835,12 +1626,6 @@
         </w:tc>
       </w:tr>
       <w:tr>
-        <w:tblPrEx>
-          <w:tblCellMar>
-            <w:top w:w="0" w:type="dxa"/>
-            <w:bottom w:w="0" w:type="dxa"/>
-          </w:tblCellMar>
-        </w:tblPrEx>
         <w:tc>
           <w:tcPr>
             <w:tcW w:w="1735" w:type="dxa"/>
@@ -1969,46 +1754,12 @@
                 <w:sz w:val="20"/>
                 <w:szCs w:val="20"/>
               </w:rPr>
-              <w:t>Serviço</w:t>
-            </w:r>
-            <w:r>
-              <w:rPr>
-                <w:sz w:val="20"/>
-                <w:szCs w:val="20"/>
-              </w:rPr>
-              <w:t xml:space="preserve"> completo: login, CRUD, </w:t>
-            </w:r>
-            <w:r>
-              <w:rPr>
-                <w:sz w:val="20"/>
-                <w:szCs w:val="20"/>
-              </w:rPr>
-              <w:t>empréstimo</w:t>
-            </w:r>
-            <w:r>
-              <w:rPr>
-                <w:sz w:val="20"/>
-                <w:szCs w:val="20"/>
-              </w:rPr>
-              <w:t xml:space="preserve">, </w:t>
-            </w:r>
-            <w:r>
-              <w:rPr>
-                <w:sz w:val="20"/>
-                <w:szCs w:val="20"/>
-              </w:rPr>
-              <w:t>devolução</w:t>
+              <w:t>Serviço completo: login, CRUD, empréstimo, devolução</w:t>
             </w:r>
           </w:p>
         </w:tc>
       </w:tr>
       <w:tr>
-        <w:tblPrEx>
-          <w:tblCellMar>
-            <w:top w:w="0" w:type="dxa"/>
-            <w:bottom w:w="0" w:type="dxa"/>
-          </w:tblCellMar>
-        </w:tblPrEx>
         <w:tc>
           <w:tcPr>
             <w:tcW w:w="1735" w:type="dxa"/>
@@ -2151,25 +1902,17 @@
               </w:rPr>
               <w:t xml:space="preserve"> + regras de </w:t>
             </w:r>
-            <w:proofErr w:type="gramStart"/>
-            <w:r>
-              <w:rPr>
-                <w:sz w:val="20"/>
-                <w:szCs w:val="20"/>
-              </w:rPr>
-              <w:t>negocio</w:t>
-            </w:r>
-            <w:proofErr w:type="gramEnd"/>
+            <w:r>
+              <w:rPr>
+                <w:sz w:val="20"/>
+                <w:szCs w:val="20"/>
+              </w:rPr>
+              <w:t>negócio</w:t>
+            </w:r>
           </w:p>
         </w:tc>
       </w:tr>
       <w:tr>
-        <w:tblPrEx>
-          <w:tblCellMar>
-            <w:top w:w="0" w:type="dxa"/>
-            <w:bottom w:w="0" w:type="dxa"/>
-          </w:tblCellMar>
-        </w:tblPrEx>
         <w:tc>
           <w:tcPr>
             <w:tcW w:w="1735" w:type="dxa"/>
@@ -2474,12 +2217,6 @@
         <w:gridCol w:w="3470"/>
       </w:tblGrid>
       <w:tr>
-        <w:tblPrEx>
-          <w:tblCellMar>
-            <w:top w:w="0" w:type="dxa"/>
-            <w:bottom w:w="0" w:type="dxa"/>
-          </w:tblCellMar>
-        </w:tblPrEx>
         <w:trPr>
           <w:tblHeader/>
         </w:trPr>
@@ -2623,12 +2360,6 @@
         </w:tc>
       </w:tr>
       <w:tr>
-        <w:tblPrEx>
-          <w:tblCellMar>
-            <w:top w:w="0" w:type="dxa"/>
-            <w:bottom w:w="0" w:type="dxa"/>
-          </w:tblCellMar>
-        </w:tblPrEx>
         <w:tc>
           <w:tcPr>
             <w:tcW w:w="2120" w:type="dxa"/>
@@ -2798,12 +2529,6 @@
         </w:tc>
       </w:tr>
       <w:tr>
-        <w:tblPrEx>
-          <w:tblCellMar>
-            <w:top w:w="0" w:type="dxa"/>
-            <w:bottom w:w="0" w:type="dxa"/>
-          </w:tblCellMar>
-        </w:tblPrEx>
         <w:tc>
           <w:tcPr>
             <w:tcW w:w="2120" w:type="dxa"/>
@@ -2964,12 +2689,6 @@
         </w:tc>
       </w:tr>
       <w:tr>
-        <w:tblPrEx>
-          <w:tblCellMar>
-            <w:top w:w="0" w:type="dxa"/>
-            <w:bottom w:w="0" w:type="dxa"/>
-          </w:tblCellMar>
-        </w:tblPrEx>
         <w:tc>
           <w:tcPr>
             <w:tcW w:w="2120" w:type="dxa"/>
@@ -3109,12 +2828,6 @@
         </w:tc>
       </w:tr>
       <w:tr>
-        <w:tblPrEx>
-          <w:tblCellMar>
-            <w:top w:w="0" w:type="dxa"/>
-            <w:bottom w:w="0" w:type="dxa"/>
-          </w:tblCellMar>
-        </w:tblPrEx>
         <w:tc>
           <w:tcPr>
             <w:tcW w:w="2120" w:type="dxa"/>
@@ -3261,12 +2974,6 @@
         </w:tc>
       </w:tr>
       <w:tr>
-        <w:tblPrEx>
-          <w:tblCellMar>
-            <w:top w:w="0" w:type="dxa"/>
-            <w:bottom w:w="0" w:type="dxa"/>
-          </w:tblCellMar>
-        </w:tblPrEx>
         <w:tc>
           <w:tcPr>
             <w:tcW w:w="2120" w:type="dxa"/>
@@ -3422,12 +3129,6 @@
         </w:tc>
       </w:tr>
       <w:tr>
-        <w:tblPrEx>
-          <w:tblCellMar>
-            <w:top w:w="0" w:type="dxa"/>
-            <w:bottom w:w="0" w:type="dxa"/>
-          </w:tblCellMar>
-        </w:tblPrEx>
         <w:tc>
           <w:tcPr>
             <w:tcW w:w="2120" w:type="dxa"/>
@@ -3625,12 +3326,6 @@
         <w:gridCol w:w="4626"/>
       </w:tblGrid>
       <w:tr>
-        <w:tblPrEx>
-          <w:tblCellMar>
-            <w:top w:w="0" w:type="dxa"/>
-            <w:bottom w:w="0" w:type="dxa"/>
-          </w:tblCellMar>
-        </w:tblPrEx>
         <w:trPr>
           <w:tblHeader/>
         </w:trPr>
@@ -3774,12 +3469,6 @@
         </w:tc>
       </w:tr>
       <w:tr>
-        <w:tblPrEx>
-          <w:tblCellMar>
-            <w:top w:w="0" w:type="dxa"/>
-            <w:bottom w:w="0" w:type="dxa"/>
-          </w:tblCellMar>
-        </w:tblPrEx>
         <w:tc>
           <w:tcPr>
             <w:tcW w:w="1928" w:type="dxa"/>
@@ -3938,12 +3627,6 @@
         </w:tc>
       </w:tr>
       <w:tr>
-        <w:tblPrEx>
-          <w:tblCellMar>
-            <w:top w:w="0" w:type="dxa"/>
-            <w:bottom w:w="0" w:type="dxa"/>
-          </w:tblCellMar>
-        </w:tblPrEx>
         <w:tc>
           <w:tcPr>
             <w:tcW w:w="1928" w:type="dxa"/>
@@ -4124,12 +3807,6 @@
         </w:tc>
       </w:tr>
       <w:tr>
-        <w:tblPrEx>
-          <w:tblCellMar>
-            <w:top w:w="0" w:type="dxa"/>
-            <w:bottom w:w="0" w:type="dxa"/>
-          </w:tblCellMar>
-        </w:tblPrEx>
         <w:tc>
           <w:tcPr>
             <w:tcW w:w="1928" w:type="dxa"/>
@@ -4319,12 +3996,6 @@
         </w:tc>
       </w:tr>
       <w:tr>
-        <w:tblPrEx>
-          <w:tblCellMar>
-            <w:top w:w="0" w:type="dxa"/>
-            <w:bottom w:w="0" w:type="dxa"/>
-          </w:tblCellMar>
-        </w:tblPrEx>
         <w:tc>
           <w:tcPr>
             <w:tcW w:w="1928" w:type="dxa"/>
@@ -4402,7 +4073,14 @@
                 <w:sz w:val="20"/>
                 <w:szCs w:val="20"/>
               </w:rPr>
-              <w:t>33 testes</w:t>
+              <w:t>77</w:t>
+            </w:r>
+            <w:r>
+              <w:rPr>
+                <w:sz w:val="20"/>
+                <w:szCs w:val="20"/>
+              </w:rPr>
+              <w:t xml:space="preserve"> testes</w:t>
             </w:r>
           </w:p>
         </w:tc>
@@ -4513,19 +4191,15 @@
       <w:r>
         <w:t xml:space="preserve">4.1 </w:t>
       </w:r>
-      <w:proofErr w:type="spellStart"/>
       <w:r>
-        <w:t>Criterios</w:t>
+        <w:t>Critérios</w:t>
       </w:r>
-      <w:proofErr w:type="spellEnd"/>
       <w:r>
         <w:t xml:space="preserve"> de </w:t>
       </w:r>
-      <w:proofErr w:type="spellStart"/>
       <w:r>
-        <w:t>Aceitacao</w:t>
+        <w:t>Aceitação</w:t>
       </w:r>
-      <w:proofErr w:type="spellEnd"/>
       <w:r>
         <w:t xml:space="preserve"> Gerais</w:t>
       </w:r>
@@ -4553,12 +4227,6 @@
         <w:gridCol w:w="3277"/>
       </w:tblGrid>
       <w:tr>
-        <w:tblPrEx>
-          <w:tblCellMar>
-            <w:top w:w="0" w:type="dxa"/>
-            <w:bottom w:w="0" w:type="dxa"/>
-          </w:tblCellMar>
-        </w:tblPrEx>
         <w:trPr>
           <w:tblHeader/>
         </w:trPr>
@@ -4658,12 +4326,6 @@
         </w:tc>
       </w:tr>
       <w:tr>
-        <w:tblPrEx>
-          <w:tblCellMar>
-            <w:top w:w="0" w:type="dxa"/>
-            <w:bottom w:w="0" w:type="dxa"/>
-          </w:tblCellMar>
-        </w:tblPrEx>
         <w:tc>
           <w:tcPr>
             <w:tcW w:w="578" w:type="dxa"/>
@@ -4764,12 +4426,6 @@
         </w:tc>
       </w:tr>
       <w:tr>
-        <w:tblPrEx>
-          <w:tblCellMar>
-            <w:top w:w="0" w:type="dxa"/>
-            <w:bottom w:w="0" w:type="dxa"/>
-          </w:tblCellMar>
-        </w:tblPrEx>
         <w:tc>
           <w:tcPr>
             <w:tcW w:w="578" w:type="dxa"/>
@@ -4872,12 +4528,6 @@
         </w:tc>
       </w:tr>
       <w:tr>
-        <w:tblPrEx>
-          <w:tblCellMar>
-            <w:top w:w="0" w:type="dxa"/>
-            <w:bottom w:w="0" w:type="dxa"/>
-          </w:tblCellMar>
-        </w:tblPrEx>
         <w:tc>
           <w:tcPr>
             <w:tcW w:w="578" w:type="dxa"/>
@@ -4994,12 +4644,6 @@
         </w:tc>
       </w:tr>
       <w:tr>
-        <w:tblPrEx>
-          <w:tblCellMar>
-            <w:top w:w="0" w:type="dxa"/>
-            <w:bottom w:w="0" w:type="dxa"/>
-          </w:tblCellMar>
-        </w:tblPrEx>
         <w:tc>
           <w:tcPr>
             <w:tcW w:w="578" w:type="dxa"/>
@@ -5102,12 +4746,6 @@
         </w:tc>
       </w:tr>
       <w:tr>
-        <w:tblPrEx>
-          <w:tblCellMar>
-            <w:top w:w="0" w:type="dxa"/>
-            <w:bottom w:w="0" w:type="dxa"/>
-          </w:tblCellMar>
-        </w:tblPrEx>
         <w:tc>
           <w:tcPr>
             <w:tcW w:w="578" w:type="dxa"/>
@@ -5242,12 +4880,6 @@
         <w:gridCol w:w="7228"/>
       </w:tblGrid>
       <w:tr>
-        <w:tblPrEx>
-          <w:tblCellMar>
-            <w:top w:w="0" w:type="dxa"/>
-            <w:bottom w:w="0" w:type="dxa"/>
-          </w:tblCellMar>
-        </w:tblPrEx>
         <w:trPr>
           <w:tblHeader/>
         </w:trPr>
@@ -5321,12 +4953,6 @@
         </w:tc>
       </w:tr>
       <w:tr>
-        <w:tblPrEx>
-          <w:tblCellMar>
-            <w:top w:w="0" w:type="dxa"/>
-            <w:bottom w:w="0" w:type="dxa"/>
-          </w:tblCellMar>
-        </w:tblPrEx>
         <w:tc>
           <w:tcPr>
             <w:tcW w:w="2410" w:type="dxa"/>
@@ -5456,12 +5082,6 @@
         </w:tc>
       </w:tr>
       <w:tr>
-        <w:tblPrEx>
-          <w:tblCellMar>
-            <w:top w:w="0" w:type="dxa"/>
-            <w:bottom w:w="0" w:type="dxa"/>
-          </w:tblCellMar>
-        </w:tblPrEx>
         <w:tc>
           <w:tcPr>
             <w:tcW w:w="2410" w:type="dxa"/>
@@ -5591,12 +5211,6 @@
         </w:tc>
       </w:tr>
       <w:tr>
-        <w:tblPrEx>
-          <w:tblCellMar>
-            <w:top w:w="0" w:type="dxa"/>
-            <w:bottom w:w="0" w:type="dxa"/>
-          </w:tblCellMar>
-        </w:tblPrEx>
         <w:tc>
           <w:tcPr>
             <w:tcW w:w="2410" w:type="dxa"/>
@@ -5703,12 +5317,6 @@
         </w:tc>
       </w:tr>
       <w:tr>
-        <w:tblPrEx>
-          <w:tblCellMar>
-            <w:top w:w="0" w:type="dxa"/>
-            <w:bottom w:w="0" w:type="dxa"/>
-          </w:tblCellMar>
-        </w:tblPrEx>
         <w:tc>
           <w:tcPr>
             <w:tcW w:w="2410" w:type="dxa"/>
@@ -5831,12 +5439,6 @@
         <w:gridCol w:w="6747"/>
       </w:tblGrid>
       <w:tr>
-        <w:tblPrEx>
-          <w:tblCellMar>
-            <w:top w:w="0" w:type="dxa"/>
-            <w:bottom w:w="0" w:type="dxa"/>
-          </w:tblCellMar>
-        </w:tblPrEx>
         <w:trPr>
           <w:tblHeader/>
         </w:trPr>
@@ -5912,12 +5514,6 @@
         </w:tc>
       </w:tr>
       <w:tr>
-        <w:tblPrEx>
-          <w:tblCellMar>
-            <w:top w:w="0" w:type="dxa"/>
-            <w:bottom w:w="0" w:type="dxa"/>
-          </w:tblCellMar>
-        </w:tblPrEx>
         <w:tc>
           <w:tcPr>
             <w:tcW w:w="2891" w:type="dxa"/>
@@ -5976,12 +5572,6 @@
         </w:tc>
       </w:tr>
       <w:tr>
-        <w:tblPrEx>
-          <w:tblCellMar>
-            <w:top w:w="0" w:type="dxa"/>
-            <w:bottom w:w="0" w:type="dxa"/>
-          </w:tblCellMar>
-        </w:tblPrEx>
         <w:tc>
           <w:tcPr>
             <w:tcW w:w="2891" w:type="dxa"/>
@@ -6034,7 +5624,21 @@
                 <w:sz w:val="20"/>
                 <w:szCs w:val="20"/>
               </w:rPr>
-              <w:t xml:space="preserve">JDK 17 (Eclipse </w:t>
+              <w:t xml:space="preserve">JDK </w:t>
+            </w:r>
+            <w:r>
+              <w:rPr>
+                <w:sz w:val="20"/>
+                <w:szCs w:val="20"/>
+              </w:rPr>
+              <w:t>25</w:t>
+            </w:r>
+            <w:r>
+              <w:rPr>
+                <w:sz w:val="20"/>
+                <w:szCs w:val="20"/>
+              </w:rPr>
+              <w:t xml:space="preserve"> (Eclipse </w:t>
             </w:r>
             <w:proofErr w:type="spellStart"/>
             <w:r>
@@ -6056,12 +5660,6 @@
         </w:tc>
       </w:tr>
       <w:tr>
-        <w:tblPrEx>
-          <w:tblCellMar>
-            <w:top w:w="0" w:type="dxa"/>
-            <w:bottom w:w="0" w:type="dxa"/>
-          </w:tblCellMar>
-        </w:tblPrEx>
         <w:tc>
           <w:tcPr>
             <w:tcW w:w="2891" w:type="dxa"/>
@@ -6145,12 +5743,6 @@
         </w:tc>
       </w:tr>
       <w:tr>
-        <w:tblPrEx>
-          <w:tblCellMar>
-            <w:top w:w="0" w:type="dxa"/>
-            <w:bottom w:w="0" w:type="dxa"/>
-          </w:tblCellMar>
-        </w:tblPrEx>
         <w:tc>
           <w:tcPr>
             <w:tcW w:w="2891" w:type="dxa"/>
@@ -6225,12 +5817,6 @@
         </w:tc>
       </w:tr>
       <w:tr>
-        <w:tblPrEx>
-          <w:tblCellMar>
-            <w:top w:w="0" w:type="dxa"/>
-            <w:bottom w:w="0" w:type="dxa"/>
-          </w:tblCellMar>
-        </w:tblPrEx>
         <w:tc>
           <w:tcPr>
             <w:tcW w:w="2891" w:type="dxa"/>
@@ -6330,12 +5916,6 @@
         </w:tc>
       </w:tr>
       <w:tr>
-        <w:tblPrEx>
-          <w:tblCellMar>
-            <w:top w:w="0" w:type="dxa"/>
-            <w:bottom w:w="0" w:type="dxa"/>
-          </w:tblCellMar>
-        </w:tblPrEx>
         <w:tc>
           <w:tcPr>
             <w:tcW w:w="2891" w:type="dxa"/>
@@ -6437,12 +6017,6 @@
         </w:tc>
       </w:tr>
       <w:tr>
-        <w:tblPrEx>
-          <w:tblCellMar>
-            <w:top w:w="0" w:type="dxa"/>
-            <w:bottom w:w="0" w:type="dxa"/>
-          </w:tblCellMar>
-        </w:tblPrEx>
         <w:tc>
           <w:tcPr>
             <w:tcW w:w="2891" w:type="dxa"/>
